--- a/downloads/documents/04 Units/Unit 05 - Apparel and Textile Production and Design - Make It, Mend It, Wear It/Calendar 05.docx
+++ b/downloads/documents/04 Units/Unit 05 - Apparel and Textile Production and Design - Make It, Mend It, Wear It/Calendar 05.docx
@@ -758,7 +758,7 @@
               <w:t xml:space="preserve">Day 134: 5.14 Fast Fashion and Where Clothes Go, Day 1</w:t>
             </w:r>
             <w:r>
-              <w:t xml:space="preserve">Fast fashion in four features and the three costs not on the tag, both sides said out loud; order the seven journey cards for one sweatshirt and mark the endings; read four statistics for source, year, and what each does not count; the four things a person can actually do</w:t>
+              <w:t xml:space="preserve">Fast fashion in four features and the three costs not on the tag, both sides said out loud; order the eight journey cards for one sweatshirt and mark the endings; read four statistics for source, year, and what each does not count; the four things a person can actually do</w:t>
             </w:r>
           </w:p>
         </w:tc>
@@ -1110,7 +1110,7 @@
         <w:pStyle w:val="BodyText"/>
       </w:pPr>
       <w:r>
-        <w:t xml:space="preserve">Day 144 is Unit 6 Lesson 6.1, the farm-to-plate trace. Two things carry over and the Unit 6 writer already has them: the room’s station routine, which transfers to the kitchen’s six-step sanitation routine, and the</w:t>
+        <w:t xml:space="preserve">Day 144 is Unit 6 Lesson 6.1, the farm-to-plate trace. Two things carry over into Unit 6: the room’s station routine, which transfers to the kitchen’s six-step sanitation routine, and the</w:t>
       </w:r>
       <w:r>
         <w:t xml:space="preserve"> </w:t>

--- a/downloads/documents/04 Units/Unit 05 - Apparel and Textile Production and Design - Make It, Mend It, Wear It/Calendar 05.docx
+++ b/downloads/documents/04 Units/Unit 05 - Apparel and Textile Production and Design - Make It, Mend It, Wear It/Calendar 05.docx
@@ -1093,7 +1093,7 @@
               <w:t xml:space="preserve"> </w:t>
             </w:r>
             <w:r>
-              <w:t xml:space="preserve">(20 items, 50 points plus 2 bonus) in the last 20 minutes. Items and rubrics go home as students leave</w:t>
+              <w:t xml:space="preserve">(21 items, 52 points plus 2 bonus) in the last 20 minutes. Items and rubrics go home as students leave</w:t>
             </w:r>
           </w:p>
         </w:tc>
